--- a/lessons/6-8/downloads/6-8-notes-l1.docx
+++ b/lessons/6-8/downloads/6-8-notes-l1.docx
@@ -1536,47 +1536,6 @@
         <w:t xml:space="preserve">Write About the Math</w:t>
       </w:r>
     </w:p>
-    <w:p>
-      <w:pPr>
-        <w:spacing w:after="100"/>
-      </w:pPr>
-      <w:r>
-        <w:rPr>
-          <w:i/>
-          <w:iCs/>
-          <w:color w:val="5F6F80"/>
-          <w:sz w:val="19"/>
-          <w:szCs w:val="19"/>
-        </w:rPr>
-        <w:t xml:space="preserve">Use the support level you need. Every level answers the same math question.</w:t>
-      </w:r>
-    </w:p>
-    <w:p>
-      <w:pPr>
-        <w:pStyle w:val="Heading2"/>
-        <w:spacing w:after="80" w:before="180"/>
-      </w:pPr>
-      <w:r>
-        <w:rPr>
-          <w:b/>
-          <w:bCs/>
-          <w:color w:val="12355B"/>
-          <w:sz w:val="24"/>
-          <w:szCs w:val="24"/>
-        </w:rPr>
-        <w:t xml:space="preserve">1. Understand the Question</w:t>
-      </w:r>
-      <w:r>
-        <w:rPr>
-          <w:i/>
-          <w:iCs/>
-          <w:color w:val="B97A12"/>
-          <w:sz w:val="19"/>
-          <w:szCs w:val="19"/>
-        </w:rPr>
-        <w:t xml:space="preserve">   explain</w:t>
-      </w:r>
-    </w:p>
     <w:tbl>
       <w:tblPr>
         <w:tblW w:type="pct" w:w="100%"/>
@@ -1615,38 +1574,16 @@
               </w:rPr>
               <w:t xml:space="preserve">What properties did the engineer use, and why does rearranging make the calculation easier?</w:t>
             </w:r>
-          </w:p>
-          <w:p>
-            <w:pPr>
-              <w:spacing w:after="0"/>
-            </w:pPr>
-            <w:r>
-              <w:rPr>
-                <w:b/>
-                <w:bCs/>
-                <w:color w:val="12355B"/>
-                <w:sz w:val="20"/>
-                <w:szCs w:val="20"/>
-              </w:rPr>
-              <w:t xml:space="preserve">Your job:  </w:t>
-            </w:r>
-            <w:r>
-              <w:rPr>
-                <w:sz w:val="20"/>
-                <w:szCs w:val="20"/>
-              </w:rPr>
-              <w:t xml:space="preserve">Answer the question. Use math evidence. Explain how the evidence proves your answer.</w:t>
-            </w:r>
             <w:r>
               <w:rPr>
                 <w:i/>
                 <w:iCs/>
                 <w:color w:val="5F6F80"/>
-                <w:sz w:val="18"/>
-                <w:szCs w:val="18"/>
+                <w:sz w:val="19"/>
+                <w:szCs w:val="19"/>
               </w:rPr>
               <w:br/>
-              <w:t xml:space="preserve">Responde la pregunta. Usa evidencia matemática. Explica cómo la evidencia demuestra tu respuesta.</w:t>
+              <w:t xml:space="preserve">¿Qué propiedades usó la ingeniera, y por qué reacomodar hace más fácil el cálculo?</w:t>
             </w:r>
           </w:p>
         </w:tc>
@@ -1654,33 +1591,22 @@
     </w:tbl>
     <w:p>
       <w:pPr>
-        <w:pStyle w:val="Heading2"/>
-        <w:spacing w:after="80" w:before="180"/>
-      </w:pPr>
-      <w:r>
-        <w:rPr>
-          <w:b/>
-          <w:bCs/>
-          <w:color w:val="12355B"/>
-          <w:sz w:val="24"/>
-          <w:szCs w:val="24"/>
-        </w:rPr>
-        <w:t xml:space="preserve">2. Plan Your Math Words</w:t>
-      </w:r>
+        <w:spacing w:after="100"/>
+      </w:pPr>
       <w:r>
         <w:rPr>
           <w:i/>
           <w:iCs/>
-          <w:color w:val="1FA6A2"/>
+          <w:color w:val="5F6F80"/>
           <w:sz w:val="19"/>
           <w:szCs w:val="19"/>
         </w:rPr>
-        <w:t xml:space="preserve">   check at least two</w:t>
-      </w:r>
-    </w:p>
-    <w:p>
-      <w:pPr>
-        <w:spacing w:after="60"/>
+        <w:t xml:space="preserve">Say your answer to a partner first. Then write it, using at least two of these words:</w:t>
+      </w:r>
+    </w:p>
+    <w:p>
+      <w:pPr>
+        <w:spacing w:after="40"/>
       </w:pPr>
       <w:r>
         <w:rPr>
@@ -1700,14 +1626,7 @@
           <w:sz w:val="20"/>
           <w:szCs w:val="20"/>
         </w:rPr>
-        <w:t xml:space="preserve">Properties of Operations — </w:t>
-      </w:r>
-      <w:r>
-        <w:rPr>
-          <w:sz w:val="20"/>
-          <w:szCs w:val="20"/>
-        </w:rPr>
-        <w:t xml:space="preserve">Rules that let you reorder or regroup numbers without changing an expression's value.</w:t>
+        <w:t xml:space="preserve">Properties of Operations</w:t>
       </w:r>
       <w:r>
         <w:rPr>
@@ -1717,13 +1636,12 @@
           <w:sz w:val="18"/>
           <w:szCs w:val="18"/>
         </w:rPr>
-        <w:br/>
-        <w:t xml:space="preserve">Propiedades de las operaciones — Reglas que permiten reordenar o reagrupar números sin cambiar el valor de una expresión.</w:t>
-      </w:r>
-    </w:p>
-    <w:p>
-      <w:pPr>
-        <w:spacing w:after="60"/>
+        <w:t xml:space="preserve">  ·  Propiedades de las operaciones</w:t>
+      </w:r>
+    </w:p>
+    <w:p>
+      <w:pPr>
+        <w:spacing w:after="40"/>
       </w:pPr>
       <w:r>
         <w:rPr>
@@ -1743,14 +1661,7 @@
           <w:sz w:val="20"/>
           <w:szCs w:val="20"/>
         </w:rPr>
-        <w:t xml:space="preserve">Commutative Property — </w:t>
-      </w:r>
-      <w:r>
-        <w:rPr>
-          <w:sz w:val="20"/>
-          <w:szCs w:val="20"/>
-        </w:rPr>
-        <w:t xml:space="preserve">You can change the order and get the same answer.</w:t>
+        <w:t xml:space="preserve">Commutative Property</w:t>
       </w:r>
       <w:r>
         <w:rPr>
@@ -1760,13 +1671,12 @@
           <w:sz w:val="18"/>
           <w:szCs w:val="18"/>
         </w:rPr>
-        <w:br/>
-        <w:t xml:space="preserve">Propiedad conmutativa — Puedes cambiar el orden y obtener la misma respuesta.</w:t>
-      </w:r>
-    </w:p>
-    <w:p>
-      <w:pPr>
-        <w:spacing w:after="60"/>
+        <w:t xml:space="preserve">  ·  Propiedad conmutativa</w:t>
+      </w:r>
+    </w:p>
+    <w:p>
+      <w:pPr>
+        <w:spacing w:after="40"/>
       </w:pPr>
       <w:r>
         <w:rPr>
@@ -1786,14 +1696,7 @@
           <w:sz w:val="20"/>
           <w:szCs w:val="20"/>
         </w:rPr>
-        <w:t xml:space="preserve">Associative Property — </w:t>
-      </w:r>
-      <w:r>
-        <w:rPr>
-          <w:sz w:val="20"/>
-          <w:szCs w:val="20"/>
-        </w:rPr>
-        <w:t xml:space="preserve">You can change the grouping and get the same answer.</w:t>
+        <w:t xml:space="preserve">Associative Property</w:t>
       </w:r>
       <w:r>
         <w:rPr>
@@ -1803,13 +1706,12 @@
           <w:sz w:val="18"/>
           <w:szCs w:val="18"/>
         </w:rPr>
-        <w:br/>
-        <w:t xml:space="preserve">Propiedad asociativa — Puedes cambiar la agrupación y obtener la misma respuesta.</w:t>
-      </w:r>
-    </w:p>
-    <w:p>
-      <w:pPr>
-        <w:spacing w:after="60"/>
+        <w:t xml:space="preserve">  ·  Propiedad asociativa</w:t>
+      </w:r>
+    </w:p>
+    <w:p>
+      <w:pPr>
+        <w:spacing w:after="40"/>
       </w:pPr>
       <w:r>
         <w:rPr>
@@ -1829,14 +1731,7 @@
           <w:sz w:val="20"/>
           <w:szCs w:val="20"/>
         </w:rPr>
-        <w:t xml:space="preserve">Identity Property — </w:t>
-      </w:r>
-      <w:r>
-        <w:rPr>
-          <w:sz w:val="20"/>
-          <w:szCs w:val="20"/>
-        </w:rPr>
-        <w:t xml:space="preserve">Adding 0 or multiplying by 1 keeps the same value.</w:t>
+        <w:t xml:space="preserve">Identity Property</w:t>
       </w:r>
       <w:r>
         <w:rPr>
@@ -1846,13 +1741,12 @@
           <w:sz w:val="18"/>
           <w:szCs w:val="18"/>
         </w:rPr>
-        <w:br/>
-        <w:t xml:space="preserve">Propiedad de identidad — Sumar 0 o multiplicar por 1 mantiene el mismo valor.</w:t>
-      </w:r>
-    </w:p>
-    <w:p>
-      <w:pPr>
-        <w:spacing w:after="60"/>
+        <w:t xml:space="preserve">  ·  Propiedad de identidad</w:t>
+      </w:r>
+    </w:p>
+    <w:p>
+      <w:pPr>
+        <w:spacing w:after="40"/>
       </w:pPr>
       <w:r>
         <w:rPr>
@@ -1872,14 +1766,7 @@
           <w:sz w:val="20"/>
           <w:szCs w:val="20"/>
         </w:rPr>
-        <w:t xml:space="preserve">Property — </w:t>
-      </w:r>
-      <w:r>
-        <w:rPr>
-          <w:sz w:val="20"/>
-          <w:szCs w:val="20"/>
-        </w:rPr>
-        <w:t xml:space="preserve">A rule that is always true in math.</w:t>
+        <w:t xml:space="preserve">Property</w:t>
       </w:r>
       <w:r>
         <w:rPr>
@@ -1889,109 +1776,7 @@
           <w:sz w:val="18"/>
           <w:szCs w:val="18"/>
         </w:rPr>
-        <w:br/>
-        <w:t xml:space="preserve">Propiedad — Una regla que siempre es verdadera en matemáticas.</w:t>
-      </w:r>
-    </w:p>
-    <w:tbl>
-      <w:tblPr>
-        <w:tblW w:type="pct" w:w="100%"/>
-        <w:tblBorders>
-          <w:top w:val="single" w:color="1FA6A2" w:sz="8"/>
-          <w:left w:val="single" w:color="1FA6A2" w:sz="8"/>
-          <w:bottom w:val="single" w:color="1FA6A2" w:sz="8"/>
-          <w:right w:val="single" w:color="1FA6A2" w:sz="8"/>
-          <w:insideH w:val="single" w:color="auto" w:sz="4"/>
-          <w:insideV w:val="single" w:color="auto" w:sz="4"/>
-        </w:tblBorders>
-      </w:tblPr>
-      <w:tblGrid>
-        <w:gridCol w:w="100"/>
-      </w:tblGrid>
-      <w:tr>
-        <w:tc>
-          <w:tcPr>
-            <w:shd w:fill="F7FFFD" w:color="auto" w:val="clear"/>
-            <w:tcMar>
-              <w:top w:type="dxa" w:w="120"/>
-              <w:left w:type="dxa" w:w="180"/>
-              <w:bottom w:type="dxa" w:w="120"/>
-              <w:right w:type="dxa" w:w="180"/>
-            </w:tcMar>
-          </w:tcPr>
-          <w:p>
-            <w:pPr>
-              <w:spacing w:after="50"/>
-            </w:pPr>
-            <w:r>
-              <w:rPr>
-                <w:b/>
-                <w:bCs/>
-                <w:color w:val="1FA6A2"/>
-                <w:sz w:val="20"/>
-                <w:szCs w:val="20"/>
-              </w:rPr>
-              <w:t xml:space="preserve">Say it first:  </w:t>
-            </w:r>
-            <w:r>
-              <w:rPr>
-                <w:sz w:val="20"/>
-                <w:szCs w:val="20"/>
-              </w:rPr>
-              <w:t xml:space="preserve">Say your idea to a partner or quietly to yourself before you write.</w:t>
-            </w:r>
-          </w:p>
-          <w:p>
-            <w:pPr>
-              <w:spacing w:after="60"/>
-            </w:pPr>
-            <w:r>
-              <w:rPr>
-                <w:color w:val="1A2733"/>
-                <w:sz w:val="21"/>
-                <w:szCs w:val="21"/>
-              </w:rPr>
-              <w:t xml:space="preserve">The engineer used the ___ property to change the ___ and the ___ property to change the ___. This makes it easier because 4 × 25 = ___, which is a friendly number to multiply by.</w:t>
-            </w:r>
-            <w:r>
-              <w:rPr>
-                <w:i/>
-                <w:iCs/>
-                <w:color w:val="5F6F80"/>
-                <w:sz w:val="19"/>
-                <w:szCs w:val="19"/>
-              </w:rPr>
-              <w:br/>
-              <w:t xml:space="preserve">Di tu respuesta primero: Mi respuesta es ___ porque ___.</w:t>
-            </w:r>
-          </w:p>
-        </w:tc>
-      </w:tr>
-    </w:tbl>
-    <w:p>
-      <w:pPr>
-        <w:pStyle w:val="Heading2"/>
-        <w:spacing w:after="80" w:before="180"/>
-      </w:pPr>
-      <w:r>
-        <w:rPr>
-          <w:b/>
-          <w:bCs/>
-          <w:color w:val="12355B"/>
-          <w:sz w:val="24"/>
-          <w:szCs w:val="24"/>
-        </w:rPr>
-        <w:t xml:space="preserve">3. Build Your Explanation</w:t>
-      </w:r>
-      <w:r>
-        <w:rPr>
-          <w:i/>
-          <w:iCs/>
-          <w:color w:val="B97A12"/>
-          <w:sz w:val="19"/>
-          <w:szCs w:val="19"/>
-        </w:rPr>
-        <w:t xml:space="preserve">   choose your support</w:t>
+        <w:t xml:space="preserve">  ·  Propiedad</w:t>
       </w:r>
     </w:p>
     <w:tbl>
@@ -2022,21 +1807,6 @@
           </w:tcPr>
           <w:p>
             <w:pPr>
-              <w:spacing w:after="50"/>
-            </w:pPr>
-            <w:r>
-              <w:rPr>
-                <w:i/>
-                <w:iCs/>
-                <w:color w:val="5F6F80"/>
-                <w:sz w:val="19"/>
-                <w:szCs w:val="19"/>
-              </w:rPr>
-              <w:t xml:space="preserve">This model shows the parts of an explanation. It does not answer your writing question.</w:t>
-            </w:r>
-          </w:p>
-          <w:p>
-            <w:pPr>
               <w:spacing w:after="80"/>
             </w:pPr>
             <w:r>
@@ -2047,58 +1817,14 @@
                 <w:sz w:val="19"/>
                 <w:szCs w:val="19"/>
               </w:rPr>
-              <w:t xml:space="preserve">Claim:  </w:t>
+              <w:t xml:space="preserve">Model:  </w:t>
             </w:r>
             <w:r>
               <w:rPr>
                 <w:sz w:val="19"/>
                 <w:szCs w:val="19"/>
               </w:rPr>
-              <w:t xml:space="preserve">The commutative property lets you change the order of a sum without changing the total.</w:t>
-            </w:r>
-          </w:p>
-          <w:p>
-            <w:pPr>
-              <w:spacing w:after="80"/>
-            </w:pPr>
-            <w:r>
-              <w:rPr>
-                <w:b/>
-                <w:bCs/>
-                <w:color w:val="12355B"/>
-                <w:sz w:val="19"/>
-                <w:szCs w:val="19"/>
-              </w:rPr>
-              <w:t xml:space="preserve">Evidence:  </w:t>
-            </w:r>
-            <w:r>
-              <w:rPr>
-                <w:sz w:val="19"/>
-                <w:szCs w:val="19"/>
-              </w:rPr>
-              <w:t xml:space="preserve">Students name the commutative property and explain that 3 + 5 + 2 gives 10 in any order because reordering addends does not change the sum.</w:t>
-            </w:r>
-          </w:p>
-          <w:p>
-            <w:pPr>
-              <w:spacing w:after="80"/>
-            </w:pPr>
-            <w:r>
-              <w:rPr>
-                <w:b/>
-                <w:bCs/>
-                <w:color w:val="12355B"/>
-                <w:sz w:val="19"/>
-                <w:szCs w:val="19"/>
-              </w:rPr>
-              <w:t xml:space="preserve">Reasoning:  </w:t>
-            </w:r>
-            <w:r>
-              <w:rPr>
-                <w:sz w:val="19"/>
-                <w:szCs w:val="19"/>
-              </w:rPr>
-              <w:t xml:space="preserve">This evidence connects the definition of properties of operations to the mathematical claim.</w:t>
+              <w:t xml:space="preserve">The commutative property lets you change the order of a sum without changing the total. — Students name the commutative property and explain that 3 + 5 + 2 gives 10 in any order because reordering addends does not change the sum.</w:t>
             </w:r>
           </w:p>
         </w:tc>
@@ -2177,7 +1903,7 @@
           <w:sz w:val="21"/>
           <w:szCs w:val="21"/>
         </w:rPr>
-        <w:t xml:space="preserve">My answer is ___.</w:t>
+        <w:t xml:space="preserve">My answer is ___ because ___.</w:t>
       </w:r>
       <w:r>
         <w:rPr>
@@ -2188,7 +1914,7 @@
           <w:szCs w:val="19"/>
         </w:rPr>
         <w:br/>
-        <w:t xml:space="preserve">Mi respuesta es ___.</w:t>
+        <w:t xml:space="preserve">Mi respuesta es ___ porque ___.</w:t>
       </w:r>
     </w:p>
     <w:tbl>
@@ -2328,7 +2054,7 @@
           <w:sz w:val="21"/>
           <w:szCs w:val="21"/>
         </w:rPr>
-        <w:t xml:space="preserve">I know because ___.</w:t>
+        <w:t xml:space="preserve">My evidence is ___, so ___.</w:t>
       </w:r>
       <w:r>
         <w:rPr>
@@ -2339,31 +2065,7 @@
           <w:szCs w:val="19"/>
         </w:rPr>
         <w:br/>
-        <w:t xml:space="preserve">Lo sé porque ___.</w:t>
-      </w:r>
-    </w:p>
-    <w:p>
-      <w:pPr>
-        <w:spacing w:after="60"/>
-      </w:pPr>
-      <w:r>
-        <w:rPr>
-          <w:color w:val="1A2733"/>
-          <w:sz w:val="21"/>
-          <w:szCs w:val="21"/>
-        </w:rPr>
-        <w:t xml:space="preserve">So ___.</w:t>
-      </w:r>
-      <w:r>
-        <w:rPr>
-          <w:i/>
-          <w:iCs/>
-          <w:color w:val="5F6F80"/>
-          <w:sz w:val="19"/>
-          <w:szCs w:val="19"/>
-        </w:rPr>
-        <w:br/>
-        <w:t xml:space="preserve">Entonces ___.</w:t>
+        <w:t xml:space="preserve">Mi evidencia es ___, entonces ___.</w:t>
       </w:r>
     </w:p>
     <w:tbl>
@@ -2469,78 +2171,6 @@
         <w:t xml:space="preserve">Escribe una afirmación, da evidencia matemática y explica tu razonamiento.</w:t>
       </w:r>
     </w:p>
-    <w:p>
-      <w:pPr>
-        <w:spacing w:after="60"/>
-      </w:pPr>
-      <w:r>
-        <w:rPr>
-          <w:color w:val="1A2733"/>
-          <w:sz w:val="21"/>
-          <w:szCs w:val="21"/>
-        </w:rPr>
-        <w:t xml:space="preserve">My claim is ___.</w:t>
-      </w:r>
-      <w:r>
-        <w:rPr>
-          <w:i/>
-          <w:iCs/>
-          <w:color w:val="5F6F80"/>
-          <w:sz w:val="19"/>
-          <w:szCs w:val="19"/>
-        </w:rPr>
-        <w:br/>
-        <w:t xml:space="preserve">Mi afirmación es ___.</w:t>
-      </w:r>
-    </w:p>
-    <w:p>
-      <w:pPr>
-        <w:spacing w:after="60"/>
-      </w:pPr>
-      <w:r>
-        <w:rPr>
-          <w:color w:val="1A2733"/>
-          <w:sz w:val="21"/>
-          <w:szCs w:val="21"/>
-        </w:rPr>
-        <w:t xml:space="preserve">My math evidence is ___.</w:t>
-      </w:r>
-      <w:r>
-        <w:rPr>
-          <w:i/>
-          <w:iCs/>
-          <w:color w:val="5F6F80"/>
-          <w:sz w:val="19"/>
-          <w:szCs w:val="19"/>
-        </w:rPr>
-        <w:br/>
-        <w:t xml:space="preserve">Mi evidencia matemática es ___.</w:t>
-      </w:r>
-    </w:p>
-    <w:p>
-      <w:pPr>
-        <w:spacing w:after="60"/>
-      </w:pPr>
-      <w:r>
-        <w:rPr>
-          <w:color w:val="1A2733"/>
-          <w:sz w:val="21"/>
-          <w:szCs w:val="21"/>
-        </w:rPr>
-        <w:t xml:space="preserve">This proves ___ because ___.</w:t>
-      </w:r>
-      <w:r>
-        <w:rPr>
-          <w:i/>
-          <w:iCs/>
-          <w:color w:val="5F6F80"/>
-          <w:sz w:val="19"/>
-          <w:szCs w:val="19"/>
-        </w:rPr>
-        <w:br/>
-        <w:t xml:space="preserve">Esto demuestra ___ porque ___.</w:t>
-      </w:r>
-    </w:p>
     <w:tbl>
       <w:tblPr>
         <w:tblW w:type="pct" w:w="100%"/>
@@ -2623,7 +2253,7 @@
           <w:sz w:val="24"/>
           <w:szCs w:val="24"/>
         </w:rPr>
-        <w:t xml:space="preserve">4. Check Your Explanation</w:t>
+        <w:t xml:space="preserve">Check Your Explanation</w:t>
       </w:r>
       <w:r>
         <w:rPr>
@@ -2633,7 +2263,7 @@
           <w:sz w:val="19"/>
           <w:szCs w:val="19"/>
         </w:rPr>
-        <w:t xml:space="preserve">   five quick checks</w:t>
+        <w:t xml:space="preserve">   three quick checks</w:t>
       </w:r>
     </w:p>
     <w:p>
@@ -2657,17 +2287,6 @@
         </w:rPr>
         <w:t xml:space="preserve">I answered the question.</w:t>
       </w:r>
-      <w:r>
-        <w:rPr>
-          <w:i/>
-          <w:iCs/>
-          <w:color w:val="5F6F80"/>
-          <w:sz w:val="18"/>
-          <w:szCs w:val="18"/>
-        </w:rPr>
-        <w:br/>
-        <w:t xml:space="preserve">Respondí la pregunta.</w:t>
-      </w:r>
     </w:p>
     <w:p>
       <w:pPr>
@@ -2688,18 +2307,7 @@
           <w:sz w:val="20"/>
           <w:szCs w:val="20"/>
         </w:rPr>
-        <w:t xml:space="preserve">I used math evidence: numbers, an equation, a model, or a comparison.</w:t>
-      </w:r>
-      <w:r>
-        <w:rPr>
-          <w:i/>
-          <w:iCs/>
-          <w:color w:val="5F6F80"/>
-          <w:sz w:val="18"/>
-          <w:szCs w:val="18"/>
-        </w:rPr>
-        <w:br/>
-        <w:t xml:space="preserve">Usé evidencia matemática: números, una ecuación, un modelo o una comparación.</w:t>
+        <w:t xml:space="preserve">I used math evidence: numbers, an equation, or a model.</w:t>
       </w:r>
     </w:p>
     <w:p>
@@ -2721,84 +2329,7 @@
           <w:sz w:val="20"/>
           <w:szCs w:val="20"/>
         </w:rPr>
-        <w:t xml:space="preserve">I explained how the evidence proves my answer.</w:t>
-      </w:r>
-      <w:r>
-        <w:rPr>
-          <w:i/>
-          <w:iCs/>
-          <w:color w:val="5F6F80"/>
-          <w:sz w:val="18"/>
-          <w:szCs w:val="18"/>
-        </w:rPr>
-        <w:br/>
-        <w:t xml:space="preserve">Expliqué cómo la evidencia demuestra mi respuesta.</w:t>
-      </w:r>
-    </w:p>
-    <w:p>
-      <w:pPr>
-        <w:spacing w:after="80"/>
-      </w:pPr>
-      <w:r>
-        <w:rPr>
-          <w:b/>
-          <w:bCs/>
-          <w:color w:val="1FA6A2"/>
-          <w:sz w:val="22"/>
-          <w:szCs w:val="22"/>
-        </w:rPr>
-        <w:t xml:space="preserve">☐  </w:t>
-      </w:r>
-      <w:r>
-        <w:rPr>
-          <w:sz w:val="20"/>
-          <w:szCs w:val="20"/>
-        </w:rPr>
         <w:t xml:space="preserve">I used at least two math words.</w:t>
-      </w:r>
-      <w:r>
-        <w:rPr>
-          <w:i/>
-          <w:iCs/>
-          <w:color w:val="5F6F80"/>
-          <w:sz w:val="18"/>
-          <w:szCs w:val="18"/>
-        </w:rPr>
-        <w:br/>
-        <w:t xml:space="preserve">Usé por lo menos dos palabras matemáticas.</w:t>
-      </w:r>
-    </w:p>
-    <w:p>
-      <w:pPr>
-        <w:spacing w:after="80"/>
-      </w:pPr>
-      <w:r>
-        <w:rPr>
-          <w:b/>
-          <w:bCs/>
-          <w:color w:val="1FA6A2"/>
-          <w:sz w:val="22"/>
-          <w:szCs w:val="22"/>
-        </w:rPr>
-        <w:t xml:space="preserve">☐  </w:t>
-      </w:r>
-      <w:r>
-        <w:rPr>
-          <w:sz w:val="20"/>
-          <w:szCs w:val="20"/>
-        </w:rPr>
-        <w:t xml:space="preserve">I reread complete sentences and punctuation.</w:t>
-      </w:r>
-      <w:r>
-        <w:rPr>
-          <w:i/>
-          <w:iCs/>
-          <w:color w:val="5F6F80"/>
-          <w:sz w:val="18"/>
-          <w:szCs w:val="18"/>
-        </w:rPr>
-        <w:br/>
-        <w:t xml:space="preserve">Volví a leer mis oraciones completas y la puntuación.</w:t>
       </w:r>
     </w:p>
     <w:p>
